--- a/vi/files/templates/Manuscript_Template_IMRaD.docx
+++ b/vi/files/templates/Manuscript_Template_IMRaD.docx
@@ -15,7 +15,7 @@
         <w:pStyle w:val="Subtitle"/>
       </w:pPr>
       <w:r>
-        <w:t>Original research article — section by section</w:t>
+        <w:t>Original research article, section by section</w:t>
       </w:r>
     </w:p>
     <w:p>
@@ -92,7 +92,7 @@
               <w:rPr>
                 <w:sz w:val="19"/>
               </w:rPr>
-              <w:t>Replace every [grey italic text in brackets] with your own text. Use Ctrl + H → Find “[” to step through them, and check none remain before you share the document.</w:t>
+              <w:t>Replace every [grey italic text in brackets] with your own text. Press Ctrl + H and search for “[” to step through them, and check none remain before you share the document.</w:t>
             </w:r>
           </w:p>
           <w:p>
@@ -132,7 +132,7 @@
               <w:rPr>
                 <w:sz w:val="19"/>
               </w:rPr>
-              <w:t>Write in this order: tables and figures → Methods → Results → Introduction → Discussion → Abstract → Title. Then reformat to your target journal’s instructions for authors (word limits, reference style, headings) — they always win over this template.</w:t>
+              <w:t>Write in this order: tables and figures → Methods → Results → Introduction → Discussion → Abstract → Title. Then reformat to your target journal’s instructions for authors (word limits, reference style, headings). They always win over this template.</w:t>
             </w:r>
           </w:p>
           <w:p>
@@ -180,7 +180,7 @@
               <w:rPr>
                 <w:sz w:val="19"/>
               </w:rPr>
-              <w:t>each group uses this template for its draft manuscript from the FLUID-ICU course dataset — a STROBE-guided original article of about 2,000 words, using its results pack in Course/Data/. Methods and Results are drafted in Session 7, the rest in Session 8. See Assignment/manuscript_brief.md.</w:t>
+              <w:t>each group uses this template for its draft manuscript from the FLUID-ICU course dataset: a STROBE-guided original article of about 2,000 words, using its results pack in Course/Data/. Methods and Results are drafted in Session 7, the rest in Session 8. See Assignment/manuscript_brief.md.</w:t>
             </w:r>
           </w:p>
         </w:tc>
@@ -261,7 +261,7 @@
               <w:rPr>
                 <w:sz w:val="18"/>
               </w:rPr>
-              <w:t xml:space="preserve"> — randomised trials (with the CONSORT flow diagram).</w:t>
+              <w:t>: randomised trials (with the CONSORT flow diagram).</w:t>
             </w:r>
           </w:p>
           <w:p>
@@ -289,7 +289,7 @@
               <w:rPr>
                 <w:sz w:val="18"/>
               </w:rPr>
-              <w:t xml:space="preserve"> — observational studies: cohort, case-control, cross-sectional.</w:t>
+              <w:t>: observational studies (cohort, case-control, cross-sectional).</w:t>
             </w:r>
           </w:p>
           <w:p>
@@ -317,7 +317,7 @@
               <w:rPr>
                 <w:sz w:val="18"/>
               </w:rPr>
-              <w:t xml:space="preserve"> — diagnostic accuracy studies.</w:t>
+              <w:t>: diagnostic accuracy studies.</w:t>
             </w:r>
           </w:p>
           <w:p>
@@ -345,7 +345,7 @@
               <w:rPr>
                 <w:sz w:val="18"/>
               </w:rPr>
-              <w:t xml:space="preserve"> — systematic reviews and meta-analyses (with the PRISMA flow diagram).</w:t>
+              <w:t>: systematic reviews and meta-analyses (with the PRISMA flow diagram).</w:t>
             </w:r>
           </w:p>
           <w:p>
@@ -1780,7 +1780,7 @@
               <w:rPr>
                 <w:sz w:val="19"/>
               </w:rPr>
-              <w:t>The main finding in one or two sentences — answer the question from the Introduction.</w:t>
+              <w:t>The main finding in one or two sentences, answering the question from the Introduction.</w:t>
             </w:r>
           </w:p>
         </w:tc>
@@ -1943,7 +1943,7 @@
               <w:rPr>
                 <w:sz w:val="19"/>
               </w:rPr>
-              <w:t>Strengths and limitations, honestly: bias, confounding, precision, generalisability — and how each might change the result.</w:t>
+              <w:t>Strengths and limitations, honestly: bias, confounding, precision, generalisability and how each might change the result.</w:t>
             </w:r>
           </w:p>
         </w:tc>
@@ -2447,7 +2447,7 @@
                 <w:color w:val="6B7B84"/>
                 <w:sz w:val="19"/>
               </w:rPr>
-              <w:t>[Funder, grant number, role of the funder — or “No specific funding”]</w:t>
+              <w:t>[Funder, grant number, role of the funder, or “No specific funding”]</w:t>
             </w:r>
           </w:p>
         </w:tc>
@@ -2608,7 +2608,7 @@
                 <w:color w:val="6B7B84"/>
                 <w:sz w:val="19"/>
               </w:rPr>
-              <w:t>[Which AI tools were used, for what (e.g. language editing), and that the authors take responsibility for the content — or “No AI tools were used”]</w:t>
+              <w:t>[Which AI tools were used, for what (e.g. language editing), and that the authors take responsibility for the content, or “No AI tools were used”]</w:t>
             </w:r>
           </w:p>
         </w:tc>
@@ -6107,7 +6107,7 @@
         <w:pStyle w:val="Caption"/>
       </w:pPr>
       <w:r>
-        <w:t>Figure legends: one per figure — title, what is shown, abbreviations.</w:t>
+        <w:t>Figure legends: one per figure, giving the title, what is shown and abbreviations.</w:t>
       </w:r>
     </w:p>
     <w:sectPr>
